--- a/SIM-Tema-2/Actividad 2.1 Ensayo_CynthiaMorales_SIM_7ISCM.docx
+++ b/SIM-Tema-2/Actividad 2.1 Ensayo_CynthiaMorales_SIM_7ISCM.docx
@@ -51,29 +51,6 @@
     <w:p>
       <w:pPr>
         <w:spacing w:line="360" w:lineRule="auto"/>
-        <w:jc w:val="center"/>
-        <w:rPr>
-          <w:rFonts w:cs="Arial"/>
-          <w:b/>
-          <w:bCs/>
-          <w:sz w:val="28"/>
-          <w:szCs w:val="28"/>
-        </w:rPr>
-      </w:pPr>
-      <w:r>
-        <w:rPr>
-          <w:rFonts w:cs="Arial"/>
-          <w:b/>
-          <w:bCs/>
-          <w:sz w:val="28"/>
-          <w:szCs w:val="28"/>
-        </w:rPr>
-        <w:t>SEGUNDA OPORTUNIDAD</w:t>
-      </w:r>
-    </w:p>
-    <w:p>
-      <w:pPr>
-        <w:spacing w:line="360" w:lineRule="auto"/>
         <w:rPr>
           <w:rFonts w:cs="Arial"/>
           <w:b/>
@@ -607,6 +584,7 @@
           <w:sz w:val="28"/>
           <w:szCs w:val="28"/>
         </w:rPr>
+        <w:lastRenderedPageBreak/>
         <w:t>Introducción</w:t>
       </w:r>
     </w:p>
@@ -651,6 +629,7 @@
           <w:sz w:val="32"/>
           <w:szCs w:val="32"/>
         </w:rPr>
+        <w:lastRenderedPageBreak/>
         <w:t>Números pseudoaleatorios.</w:t>
       </w:r>
     </w:p>
@@ -695,11 +674,11 @@
     </w:p>
     <w:p>
       <w:r>
-        <w:t xml:space="preserve">Además, es importante también tener en cuenta que la semilla del generador de números pseudoaleatorios es un factor muy importante en la calidad de los números generados, ya que afectará la secuencia de salida y la calidad de la aleatoriedad generada. Algunos algoritmos tienen una semilla incorporada, como la hora actual del sistema en el que se generen, mientras que otros permiten al usuario establecer una semilla. En general, es una buena práctica establecer un valor de semilla con </w:t>
+        <w:t xml:space="preserve">Además, es importante también tener en cuenta que la semilla del generador de números pseudoaleatorios es un factor muy importante en la calidad de los números generados, ya que afectará la secuencia de salida y la calidad de la aleatoriedad generada. Algunos algoritmos tienen una semilla incorporada, como la hora actual del sistema en el que se generen, mientras que otros permiten al usuario establecer una semilla. En general, es una buena práctica establecer un valor de semilla con una buena entropía para mejorar la calidad de los números generados. Otro concepto importante a tener en cuenta al trabajar con PRNGs es el período, que es </w:t>
       </w:r>
       <w:r>
         <w:lastRenderedPageBreak/>
-        <w:t>una buena entropía para mejorar la calidad de los números generados. Otro concepto importante a tener en cuenta al trabajar con PRNGs es el período, que es el número de valores en una secuencia antes de que los valores comiencen a repetirse. Un buen PRNG debería tener un largo período, para que la secuencia de números generados no se repita demasiado pronto.</w:t>
+        <w:t>el número de valores en una secuencia antes de que los valores comiencen a repetirse. Un buen PRNG debería tener un largo período, para que la secuencia de números generados no se repita demasiado pronto.</w:t>
       </w:r>
     </w:p>
     <w:p>
@@ -814,12 +793,12 @@
           <w:sz w:val="28"/>
           <w:szCs w:val="28"/>
         </w:rPr>
+        <w:t>2.3 Método de Monte Carlo</w:t>
+      </w:r>
+    </w:p>
+    <w:p>
+      <w:r>
         <w:lastRenderedPageBreak/>
-        <w:t>2.3 Método de Monte Carlo</w:t>
-      </w:r>
-    </w:p>
-    <w:p>
-      <w:r>
         <w:t>Los métodos de Montecarlo abarcan una colección de técnicas que permiten obtener soluciones de problemas matemáticos o físicos por medio de pruebas aleatorias repetidas. En la práctica, las pruebas aleatorias se sustituyen por resultados de ciertos cálculos realizados con números aleatorios. Se estudiará el concepto de variable aleatoria y la transformación de una variable aleatoria discreta o continua. Es una técnica computacional que utiliza muestreos aleatorios o pseudoaleatorios para obtener resultados numéricos. Su nombre proviene del famoso casino de Montecarlo, Mónaco, aludiendo a los juegos de azar. Es especialmente útil para resolver problemas demasiado complejos para ser abordados por métodos analíticos o deterministas.</w:t>
       </w:r>
     </w:p>
@@ -897,26 +876,26 @@
         </w:numPr>
       </w:pPr>
       <w:r>
+        <w:t>Convergencia lenta: La precisión de la solución mejora con la raíz cuadrada del número de muestras, lo que significa que se necesita un gran volumen de datos para lograr una alta precisión.</w:t>
+      </w:r>
+    </w:p>
+    <w:p>
+      <w:pPr>
+        <w:rPr>
+          <w:b/>
+          <w:bCs/>
+          <w:sz w:val="28"/>
+          <w:szCs w:val="28"/>
+        </w:rPr>
+      </w:pPr>
+      <w:r>
+        <w:rPr>
+          <w:b/>
+          <w:bCs/>
+          <w:sz w:val="28"/>
+          <w:szCs w:val="28"/>
+        </w:rPr>
         <w:lastRenderedPageBreak/>
-        <w:t>Convergencia lenta: La precisión de la solución mejora con la raíz cuadrada del número de muestras, lo que significa que se necesita un gran volumen de datos para lograr una alta precisión.</w:t>
-      </w:r>
-    </w:p>
-    <w:p>
-      <w:pPr>
-        <w:rPr>
-          <w:b/>
-          <w:bCs/>
-          <w:sz w:val="28"/>
-          <w:szCs w:val="28"/>
-        </w:rPr>
-      </w:pPr>
-      <w:r>
-        <w:rPr>
-          <w:b/>
-          <w:bCs/>
-          <w:sz w:val="28"/>
-          <w:szCs w:val="28"/>
-        </w:rPr>
         <w:t>2.3.2 Aplicaciones</w:t>
       </w:r>
     </w:p>
@@ -1146,6 +1125,7 @@
           <w:sz w:val="28"/>
           <w:szCs w:val="28"/>
         </w:rPr>
+        <w:lastRenderedPageBreak/>
         <w:t>Conclusión</w:t>
       </w:r>
     </w:p>
